--- a/uploads-by-year/2026/Katren-07.06.2026.docx
+++ b/uploads-by-year/2026/Katren-07.06.2026.docx
@@ -1,6 +1,6 @@
 
 <file path=word/document.xml><?xml version="1.0" encoding="utf-8"?>
-<w:document xmlns:wpc="http://schemas.microsoft.com/office/word/2010/wordprocessingCanvas" xmlns:cx="http://schemas.microsoft.com/office/drawing/2014/chartex" xmlns:cx1="http://schemas.microsoft.com/office/drawing/2015/9/8/chartex" xmlns:cx2="http://schemas.microsoft.com/office/drawing/2015/10/21/chartex" xmlns:cx3="http://schemas.microsoft.com/office/drawing/2016/5/9/chartex" xmlns:cx4="http://schemas.microsoft.com/office/drawing/2016/5/10/chartex" xmlns:cx5="http://schemas.microsoft.com/office/drawing/2016/5/11/chartex" xmlns:cx6="http://schemas.microsoft.com/office/drawing/2016/5/12/chartex" xmlns:cx7="http://schemas.microsoft.com/office/drawing/2016/5/13/chartex" xmlns:cx8="http://schemas.microsoft.com/office/drawing/2016/5/14/chartex" xmlns:mc="http://schemas.openxmlformats.org/markup-compatibility/2006" xmlns:aink="http://schemas.microsoft.com/office/drawing/2016/ink" xmlns:am3d="http://schemas.microsoft.com/office/drawing/2017/model3d" xmlns:o="urn:schemas-microsoft-com:office:office" xmlns:oel="http://schemas.microsoft.com/office/2019/extlst" xmlns:r="http://schemas.openxmlformats.org/officeDocument/2006/relationships" xmlns:m="http://schemas.openxmlformats.org/officeDocument/2006/math" xmlns:v="urn:schemas-microsoft-com:vml" xmlns:wp14="http://schemas.microsoft.com/office/word/2010/wordprocessingDrawing" xmlns:wp="http://schemas.openxmlformats.org/drawingml/2006/wordprocessingDrawing" xmlns:w10="urn:schemas-microsoft-com:office:word" xmlns:w="http://schemas.openxmlformats.org/wordprocessingml/2006/main" xmlns:w14="http://schemas.microsoft.com/office/word/2010/wordml" xmlns:w15="http://schemas.microsoft.com/office/word/2012/wordml" xmlns:w16cex="http://schemas.microsoft.com/office/word/2018/wordml/cex" xmlns:w16cid="http://schemas.microsoft.com/office/word/2016/wordml/cid" xmlns:w16="http://schemas.microsoft.com/office/word/2018/wordml" xmlns:w16du="http://schemas.microsoft.com/office/word/2023/wordml/word16du" xmlns:w16sdtdh="http://schemas.microsoft.com/office/word/2020/wordml/sdtdatahash" xmlns:w16sdtfl="http://schemas.microsoft.com/office/word/2024/wordml/sdtformatlock" xmlns:w16se="http://schemas.microsoft.com/office/word/2015/wordml/symex" xmlns:wpg="http://schemas.microsoft.com/office/word/2010/wordprocessingGroup" xmlns:wpi="http://schemas.microsoft.com/office/word/2010/wordprocessingInk" xmlns:wne="http://schemas.microsoft.com/office/word/2006/wordml" xmlns:wps="http://schemas.microsoft.com/office/word/2010/wordprocessingShape" mc:Ignorable="w14 w15 w16se w16cid w16 w16cex w16sdtdh w16sdtfl w16du wp14">
+<w:document xmlns:wpc="http://schemas.microsoft.com/office/word/2010/wordprocessingCanvas" xmlns:cx="http://schemas.microsoft.com/office/drawing/2014/chartex" xmlns:cx1="http://schemas.microsoft.com/office/drawing/2015/9/8/chartex" xmlns:cx2="http://schemas.microsoft.com/office/drawing/2015/10/21/chartex" xmlns:cx3="http://schemas.microsoft.com/office/drawing/2016/5/9/chartex" xmlns:cx4="http://schemas.microsoft.com/office/drawing/2016/5/10/chartex" xmlns:cx5="http://schemas.microsoft.com/office/drawing/2016/5/11/chartex" xmlns:cx6="http://schemas.microsoft.com/office/drawing/2016/5/12/chartex" xmlns:cx7="http://schemas.microsoft.com/office/drawing/2016/5/13/chartex" xmlns:cx8="http://schemas.microsoft.com/office/drawing/2016/5/14/chartex" xmlns:mc="http://schemas.openxmlformats.org/markup-compatibility/2006" xmlns:m="http://schemas.openxmlformats.org/officeDocument/2006/math" xmlns:aink="http://schemas.microsoft.com/office/drawing/2016/ink" xmlns:am3d="http://schemas.microsoft.com/office/drawing/2017/model3d" xmlns:oel="http://schemas.microsoft.com/office/2019/extlst" xmlns:r="http://schemas.openxmlformats.org/officeDocument/2006/relationships" xmlns:wp14="http://schemas.microsoft.com/office/word/2010/wordprocessingDrawing" xmlns:wp="http://schemas.openxmlformats.org/drawingml/2006/wordprocessingDrawing" xmlns:wpg="http://schemas.microsoft.com/office/word/2010/wordprocessingGroup" xmlns:wpi="http://schemas.microsoft.com/office/word/2010/wordprocessingInk" xmlns:wps="http://schemas.microsoft.com/office/word/2010/wordprocessingShape" xmlns:o="urn:schemas-microsoft-com:office:office" xmlns:v="urn:schemas-microsoft-com:vml" xmlns:w10="urn:schemas-microsoft-com:office:word" xmlns:w="http://schemas.openxmlformats.org/wordprocessingml/2006/main" xmlns:w14="http://schemas.microsoft.com/office/word/2010/wordml" xmlns:w15="http://schemas.microsoft.com/office/word/2012/wordml" xmlns:w16cei="http://schemas.microsoft.com/office/word/2026/wordml/cei" xmlns:w16cex="http://schemas.microsoft.com/office/word/2018/wordml/cex" xmlns:w16cid="http://schemas.microsoft.com/office/word/2016/wordml/cid" xmlns:w16="http://schemas.microsoft.com/office/word/2018/wordml" xmlns:w16sdtdh="http://schemas.microsoft.com/office/word/2020/wordml/sdtdatahash" xmlns:w16sdtfl="http://schemas.microsoft.com/office/word/2024/wordml/sdtformatlock" xmlns:w16se="http://schemas.microsoft.com/office/word/2015/wordml/symex" xmlns:w16du="http://schemas.microsoft.com/office/word/2023/wordml/word16du" xmlns:wne="http://schemas.microsoft.com/office/word/2006/wordml" mc:Ignorable="w14 w15 w16se w16cid w16 w16cex w16sdtdh w16sdtfl w16du wp14">
   <w:body>
     <w:p>
       <w:pPr>
@@ -683,15 +683,19 @@
         <w:spacing w:after="0" w:line="240" w:lineRule="auto"/>
         <w:rPr>
           <w:rFonts w:ascii="Helvetica Neue" w:hAnsi="Helvetica Neue" w:cs="Helvetica Neue"/>
-          <w:color w:val="000000"/>
-          <w:kern w:val="0"/>
-          <w:sz w:val="26"/>
-          <w:szCs w:val="26"/>
-        </w:rPr>
-      </w:pPr>
-      <w:r>
-        <w:rPr>
-          <w:rFonts w:ascii="Helvetica Neue" w:hAnsi="Helvetica Neue" w:cs="Helvetica Neue"/>
+          <w:b/>
+          <w:bCs/>
+          <w:color w:val="000000"/>
+          <w:kern w:val="0"/>
+          <w:sz w:val="26"/>
+          <w:szCs w:val="26"/>
+        </w:rPr>
+      </w:pPr>
+      <w:r>
+        <w:rPr>
+          <w:rFonts w:ascii="Helvetica Neue" w:hAnsi="Helvetica Neue" w:cs="Helvetica Neue"/>
+          <w:b/>
+          <w:bCs/>
           <w:color w:val="000000"/>
           <w:kern w:val="0"/>
           <w:sz w:val="26"/>
@@ -722,15 +726,19 @@
         <w:spacing w:after="0" w:line="240" w:lineRule="auto"/>
         <w:rPr>
           <w:rFonts w:ascii="Helvetica Neue" w:hAnsi="Helvetica Neue" w:cs="Helvetica Neue"/>
-          <w:color w:val="000000"/>
-          <w:kern w:val="0"/>
-          <w:sz w:val="26"/>
-          <w:szCs w:val="26"/>
-        </w:rPr>
-      </w:pPr>
-      <w:r>
-        <w:rPr>
-          <w:rFonts w:ascii="Helvetica Neue" w:hAnsi="Helvetica Neue" w:cs="Helvetica Neue"/>
+          <w:b/>
+          <w:bCs/>
+          <w:color w:val="000000"/>
+          <w:kern w:val="0"/>
+          <w:sz w:val="26"/>
+          <w:szCs w:val="26"/>
+        </w:rPr>
+      </w:pPr>
+      <w:r>
+        <w:rPr>
+          <w:rFonts w:ascii="Helvetica Neue" w:hAnsi="Helvetica Neue" w:cs="Helvetica Neue"/>
+          <w:b/>
+          <w:bCs/>
           <w:color w:val="000000"/>
           <w:kern w:val="0"/>
           <w:sz w:val="26"/>
@@ -761,15 +769,19 @@
         <w:spacing w:after="0" w:line="240" w:lineRule="auto"/>
         <w:rPr>
           <w:rFonts w:ascii="Helvetica Neue" w:hAnsi="Helvetica Neue" w:cs="Helvetica Neue"/>
-          <w:color w:val="000000"/>
-          <w:kern w:val="0"/>
-          <w:sz w:val="26"/>
-          <w:szCs w:val="26"/>
-        </w:rPr>
-      </w:pPr>
-      <w:r>
-        <w:rPr>
-          <w:rFonts w:ascii="Helvetica Neue" w:hAnsi="Helvetica Neue" w:cs="Helvetica Neue"/>
+          <w:b/>
+          <w:bCs/>
+          <w:color w:val="000000"/>
+          <w:kern w:val="0"/>
+          <w:sz w:val="26"/>
+          <w:szCs w:val="26"/>
+        </w:rPr>
+      </w:pPr>
+      <w:r>
+        <w:rPr>
+          <w:rFonts w:ascii="Helvetica Neue" w:hAnsi="Helvetica Neue" w:cs="Helvetica Neue"/>
+          <w:b/>
+          <w:bCs/>
           <w:color w:val="000000"/>
           <w:kern w:val="0"/>
           <w:sz w:val="26"/>
@@ -800,15 +812,19 @@
         <w:spacing w:after="0" w:line="240" w:lineRule="auto"/>
         <w:rPr>
           <w:rFonts w:ascii="Helvetica Neue" w:hAnsi="Helvetica Neue" w:cs="Helvetica Neue"/>
-          <w:color w:val="000000"/>
-          <w:kern w:val="0"/>
-          <w:sz w:val="26"/>
-          <w:szCs w:val="26"/>
-        </w:rPr>
-      </w:pPr>
-      <w:r>
-        <w:rPr>
-          <w:rFonts w:ascii="Helvetica Neue" w:hAnsi="Helvetica Neue" w:cs="Helvetica Neue"/>
+          <w:b/>
+          <w:bCs/>
+          <w:color w:val="000000"/>
+          <w:kern w:val="0"/>
+          <w:sz w:val="26"/>
+          <w:szCs w:val="26"/>
+        </w:rPr>
+      </w:pPr>
+      <w:r>
+        <w:rPr>
+          <w:rFonts w:ascii="Helvetica Neue" w:hAnsi="Helvetica Neue" w:cs="Helvetica Neue"/>
+          <w:b/>
+          <w:bCs/>
           <w:color w:val="000000"/>
           <w:kern w:val="0"/>
           <w:sz w:val="26"/>
@@ -1423,15 +1439,19 @@
         <w:spacing w:after="0" w:line="240" w:lineRule="auto"/>
         <w:rPr>
           <w:rFonts w:ascii="Helvetica Neue" w:hAnsi="Helvetica Neue" w:cs="Helvetica Neue"/>
-          <w:color w:val="000000"/>
-          <w:kern w:val="0"/>
-          <w:sz w:val="26"/>
-          <w:szCs w:val="26"/>
-        </w:rPr>
-      </w:pPr>
-      <w:r>
-        <w:rPr>
-          <w:rFonts w:ascii="Helvetica Neue" w:hAnsi="Helvetica Neue" w:cs="Helvetica Neue"/>
+          <w:b/>
+          <w:bCs/>
+          <w:color w:val="000000"/>
+          <w:kern w:val="0"/>
+          <w:sz w:val="26"/>
+          <w:szCs w:val="26"/>
+        </w:rPr>
+      </w:pPr>
+      <w:r>
+        <w:rPr>
+          <w:rFonts w:ascii="Helvetica Neue" w:hAnsi="Helvetica Neue" w:cs="Helvetica Neue"/>
+          <w:b/>
+          <w:bCs/>
           <w:color w:val="000000"/>
           <w:kern w:val="0"/>
           <w:sz w:val="26"/>
@@ -1462,15 +1482,19 @@
         <w:spacing w:after="0" w:line="240" w:lineRule="auto"/>
         <w:rPr>
           <w:rFonts w:ascii="Helvetica Neue" w:hAnsi="Helvetica Neue" w:cs="Helvetica Neue"/>
-          <w:color w:val="000000"/>
-          <w:kern w:val="0"/>
-          <w:sz w:val="26"/>
-          <w:szCs w:val="26"/>
-        </w:rPr>
-      </w:pPr>
-      <w:r>
-        <w:rPr>
-          <w:rFonts w:ascii="Helvetica Neue" w:hAnsi="Helvetica Neue" w:cs="Helvetica Neue"/>
+          <w:b/>
+          <w:bCs/>
+          <w:color w:val="000000"/>
+          <w:kern w:val="0"/>
+          <w:sz w:val="26"/>
+          <w:szCs w:val="26"/>
+        </w:rPr>
+      </w:pPr>
+      <w:r>
+        <w:rPr>
+          <w:rFonts w:ascii="Helvetica Neue" w:hAnsi="Helvetica Neue" w:cs="Helvetica Neue"/>
+          <w:b/>
+          <w:bCs/>
           <w:color w:val="000000"/>
           <w:kern w:val="0"/>
           <w:sz w:val="26"/>
@@ -1501,15 +1525,19 @@
         <w:spacing w:after="0" w:line="240" w:lineRule="auto"/>
         <w:rPr>
           <w:rFonts w:ascii="Helvetica Neue" w:hAnsi="Helvetica Neue" w:cs="Helvetica Neue"/>
-          <w:color w:val="000000"/>
-          <w:kern w:val="0"/>
-          <w:sz w:val="26"/>
-          <w:szCs w:val="26"/>
-        </w:rPr>
-      </w:pPr>
-      <w:r>
-        <w:rPr>
-          <w:rFonts w:ascii="Helvetica Neue" w:hAnsi="Helvetica Neue" w:cs="Helvetica Neue"/>
+          <w:b/>
+          <w:bCs/>
+          <w:color w:val="000000"/>
+          <w:kern w:val="0"/>
+          <w:sz w:val="26"/>
+          <w:szCs w:val="26"/>
+        </w:rPr>
+      </w:pPr>
+      <w:r>
+        <w:rPr>
+          <w:rFonts w:ascii="Helvetica Neue" w:hAnsi="Helvetica Neue" w:cs="Helvetica Neue"/>
+          <w:b/>
+          <w:bCs/>
           <w:color w:val="000000"/>
           <w:kern w:val="0"/>
           <w:sz w:val="26"/>
@@ -1540,15 +1568,19 @@
         <w:spacing w:after="0" w:line="240" w:lineRule="auto"/>
         <w:rPr>
           <w:rFonts w:ascii="Helvetica Neue" w:hAnsi="Helvetica Neue" w:cs="Helvetica Neue"/>
-          <w:color w:val="000000"/>
-          <w:kern w:val="0"/>
-          <w:sz w:val="26"/>
-          <w:szCs w:val="26"/>
-        </w:rPr>
-      </w:pPr>
-      <w:r>
-        <w:rPr>
-          <w:rFonts w:ascii="Helvetica Neue" w:hAnsi="Helvetica Neue" w:cs="Helvetica Neue"/>
+          <w:b/>
+          <w:bCs/>
+          <w:color w:val="000000"/>
+          <w:kern w:val="0"/>
+          <w:sz w:val="26"/>
+          <w:szCs w:val="26"/>
+        </w:rPr>
+      </w:pPr>
+      <w:r>
+        <w:rPr>
+          <w:rFonts w:ascii="Helvetica Neue" w:hAnsi="Helvetica Neue" w:cs="Helvetica Neue"/>
+          <w:b/>
+          <w:bCs/>
           <w:color w:val="000000"/>
           <w:kern w:val="0"/>
           <w:sz w:val="26"/>
@@ -1608,15 +1640,19 @@
         <w:spacing w:after="0" w:line="240" w:lineRule="auto"/>
         <w:rPr>
           <w:rFonts w:ascii="Helvetica Neue" w:hAnsi="Helvetica Neue" w:cs="Helvetica Neue"/>
-          <w:color w:val="000000"/>
-          <w:kern w:val="0"/>
-          <w:sz w:val="26"/>
-          <w:szCs w:val="26"/>
-        </w:rPr>
-      </w:pPr>
-      <w:r>
-        <w:rPr>
-          <w:rFonts w:ascii="Helvetica Neue" w:hAnsi="Helvetica Neue" w:cs="Helvetica Neue"/>
+          <w:b/>
+          <w:bCs/>
+          <w:color w:val="000000"/>
+          <w:kern w:val="0"/>
+          <w:sz w:val="26"/>
+          <w:szCs w:val="26"/>
+        </w:rPr>
+      </w:pPr>
+      <w:r>
+        <w:rPr>
+          <w:rFonts w:ascii="Helvetica Neue" w:hAnsi="Helvetica Neue" w:cs="Helvetica Neue"/>
+          <w:b/>
+          <w:bCs/>
           <w:color w:val="000000"/>
           <w:kern w:val="0"/>
           <w:sz w:val="26"/>
@@ -1628,6 +1664,8 @@
       <w:r>
         <w:rPr>
           <w:rFonts w:ascii="Helvetica Neue" w:hAnsi="Helvetica Neue" w:cs="Helvetica Neue"/>
+          <w:b/>
+          <w:bCs/>
           <w:color w:val="000000"/>
           <w:kern w:val="0"/>
           <w:sz w:val="26"/>
@@ -1639,6 +1677,8 @@
       <w:r>
         <w:rPr>
           <w:rFonts w:ascii="Helvetica Neue" w:hAnsi="Helvetica Neue" w:cs="Helvetica Neue"/>
+          <w:b/>
+          <w:bCs/>
           <w:color w:val="000000"/>
           <w:kern w:val="0"/>
           <w:sz w:val="26"/>
@@ -1669,15 +1709,19 @@
         <w:spacing w:after="0" w:line="240" w:lineRule="auto"/>
         <w:rPr>
           <w:rFonts w:ascii="Helvetica Neue" w:hAnsi="Helvetica Neue" w:cs="Helvetica Neue"/>
-          <w:color w:val="000000"/>
-          <w:kern w:val="0"/>
-          <w:sz w:val="26"/>
-          <w:szCs w:val="26"/>
-        </w:rPr>
-      </w:pPr>
-      <w:r>
-        <w:rPr>
-          <w:rFonts w:ascii="Helvetica Neue" w:hAnsi="Helvetica Neue" w:cs="Helvetica Neue"/>
+          <w:b/>
+          <w:bCs/>
+          <w:color w:val="000000"/>
+          <w:kern w:val="0"/>
+          <w:sz w:val="26"/>
+          <w:szCs w:val="26"/>
+        </w:rPr>
+      </w:pPr>
+      <w:r>
+        <w:rPr>
+          <w:rFonts w:ascii="Helvetica Neue" w:hAnsi="Helvetica Neue" w:cs="Helvetica Neue"/>
+          <w:b/>
+          <w:bCs/>
           <w:color w:val="000000"/>
           <w:kern w:val="0"/>
           <w:sz w:val="26"/>
@@ -1708,15 +1752,19 @@
         <w:spacing w:after="0" w:line="240" w:lineRule="auto"/>
         <w:rPr>
           <w:rFonts w:ascii="Helvetica Neue" w:hAnsi="Helvetica Neue" w:cs="Helvetica Neue"/>
-          <w:color w:val="000000"/>
-          <w:kern w:val="0"/>
-          <w:sz w:val="26"/>
-          <w:szCs w:val="26"/>
-        </w:rPr>
-      </w:pPr>
-      <w:r>
-        <w:rPr>
-          <w:rFonts w:ascii="Helvetica Neue" w:hAnsi="Helvetica Neue" w:cs="Helvetica Neue"/>
+          <w:b/>
+          <w:bCs/>
+          <w:color w:val="000000"/>
+          <w:kern w:val="0"/>
+          <w:sz w:val="26"/>
+          <w:szCs w:val="26"/>
+        </w:rPr>
+      </w:pPr>
+      <w:r>
+        <w:rPr>
+          <w:rFonts w:ascii="Helvetica Neue" w:hAnsi="Helvetica Neue" w:cs="Helvetica Neue"/>
+          <w:b/>
+          <w:bCs/>
           <w:color w:val="000000"/>
           <w:kern w:val="0"/>
           <w:sz w:val="26"/>
@@ -1747,15 +1795,19 @@
         <w:spacing w:after="0" w:line="240" w:lineRule="auto"/>
         <w:rPr>
           <w:rFonts w:ascii="Helvetica Neue" w:hAnsi="Helvetica Neue" w:cs="Helvetica Neue"/>
-          <w:color w:val="000000"/>
-          <w:kern w:val="0"/>
-          <w:sz w:val="26"/>
-          <w:szCs w:val="26"/>
-        </w:rPr>
-      </w:pPr>
-      <w:r>
-        <w:rPr>
-          <w:rFonts w:ascii="Helvetica Neue" w:hAnsi="Helvetica Neue" w:cs="Helvetica Neue"/>
+          <w:b/>
+          <w:bCs/>
+          <w:color w:val="000000"/>
+          <w:kern w:val="0"/>
+          <w:sz w:val="26"/>
+          <w:szCs w:val="26"/>
+        </w:rPr>
+      </w:pPr>
+      <w:r>
+        <w:rPr>
+          <w:rFonts w:ascii="Helvetica Neue" w:hAnsi="Helvetica Neue" w:cs="Helvetica Neue"/>
+          <w:b/>
+          <w:bCs/>
           <w:color w:val="000000"/>
           <w:kern w:val="0"/>
           <w:sz w:val="26"/>
@@ -2186,15 +2238,19 @@
         <w:spacing w:after="0" w:line="240" w:lineRule="auto"/>
         <w:rPr>
           <w:rFonts w:ascii="Helvetica Neue" w:hAnsi="Helvetica Neue" w:cs="Helvetica Neue"/>
-          <w:color w:val="000000"/>
-          <w:kern w:val="0"/>
-          <w:sz w:val="26"/>
-          <w:szCs w:val="26"/>
-        </w:rPr>
-      </w:pPr>
-      <w:r>
-        <w:rPr>
-          <w:rFonts w:ascii="Helvetica Neue" w:hAnsi="Helvetica Neue" w:cs="Helvetica Neue"/>
+          <w:b/>
+          <w:bCs/>
+          <w:color w:val="000000"/>
+          <w:kern w:val="0"/>
+          <w:sz w:val="26"/>
+          <w:szCs w:val="26"/>
+        </w:rPr>
+      </w:pPr>
+      <w:r>
+        <w:rPr>
+          <w:rFonts w:ascii="Helvetica Neue" w:hAnsi="Helvetica Neue" w:cs="Helvetica Neue"/>
+          <w:b/>
+          <w:bCs/>
           <w:color w:val="000000"/>
           <w:kern w:val="0"/>
           <w:sz w:val="26"/>
@@ -2225,15 +2281,19 @@
         <w:spacing w:after="0" w:line="240" w:lineRule="auto"/>
         <w:rPr>
           <w:rFonts w:ascii="Helvetica Neue" w:hAnsi="Helvetica Neue" w:cs="Helvetica Neue"/>
-          <w:color w:val="000000"/>
-          <w:kern w:val="0"/>
-          <w:sz w:val="26"/>
-          <w:szCs w:val="26"/>
-        </w:rPr>
-      </w:pPr>
-      <w:r>
-        <w:rPr>
-          <w:rFonts w:ascii="Helvetica Neue" w:hAnsi="Helvetica Neue" w:cs="Helvetica Neue"/>
+          <w:b/>
+          <w:bCs/>
+          <w:color w:val="000000"/>
+          <w:kern w:val="0"/>
+          <w:sz w:val="26"/>
+          <w:szCs w:val="26"/>
+        </w:rPr>
+      </w:pPr>
+      <w:r>
+        <w:rPr>
+          <w:rFonts w:ascii="Helvetica Neue" w:hAnsi="Helvetica Neue" w:cs="Helvetica Neue"/>
+          <w:b/>
+          <w:bCs/>
           <w:color w:val="000000"/>
           <w:kern w:val="0"/>
           <w:sz w:val="26"/>
@@ -2264,15 +2324,19 @@
         <w:spacing w:after="0" w:line="240" w:lineRule="auto"/>
         <w:rPr>
           <w:rFonts w:ascii="Helvetica Neue" w:hAnsi="Helvetica Neue" w:cs="Helvetica Neue"/>
-          <w:color w:val="000000"/>
-          <w:kern w:val="0"/>
-          <w:sz w:val="26"/>
-          <w:szCs w:val="26"/>
-        </w:rPr>
-      </w:pPr>
-      <w:r>
-        <w:rPr>
-          <w:rFonts w:ascii="Helvetica Neue" w:hAnsi="Helvetica Neue" w:cs="Helvetica Neue"/>
+          <w:b/>
+          <w:bCs/>
+          <w:color w:val="000000"/>
+          <w:kern w:val="0"/>
+          <w:sz w:val="26"/>
+          <w:szCs w:val="26"/>
+        </w:rPr>
+      </w:pPr>
+      <w:r>
+        <w:rPr>
+          <w:rFonts w:ascii="Helvetica Neue" w:hAnsi="Helvetica Neue" w:cs="Helvetica Neue"/>
+          <w:b/>
+          <w:bCs/>
           <w:color w:val="000000"/>
           <w:kern w:val="0"/>
           <w:sz w:val="26"/>
@@ -2303,15 +2367,19 @@
         <w:spacing w:after="0" w:line="240" w:lineRule="auto"/>
         <w:rPr>
           <w:rFonts w:ascii="Helvetica Neue" w:hAnsi="Helvetica Neue" w:cs="Helvetica Neue"/>
-          <w:color w:val="000000"/>
-          <w:kern w:val="0"/>
-          <w:sz w:val="26"/>
-          <w:szCs w:val="26"/>
-        </w:rPr>
-      </w:pPr>
-      <w:r>
-        <w:rPr>
-          <w:rFonts w:ascii="Helvetica Neue" w:hAnsi="Helvetica Neue" w:cs="Helvetica Neue"/>
+          <w:b/>
+          <w:bCs/>
+          <w:color w:val="000000"/>
+          <w:kern w:val="0"/>
+          <w:sz w:val="26"/>
+          <w:szCs w:val="26"/>
+        </w:rPr>
+      </w:pPr>
+      <w:r>
+        <w:rPr>
+          <w:rFonts w:ascii="Helvetica Neue" w:hAnsi="Helvetica Neue" w:cs="Helvetica Neue"/>
+          <w:b/>
+          <w:bCs/>
           <w:color w:val="000000"/>
           <w:kern w:val="0"/>
           <w:sz w:val="26"/>
@@ -3111,15 +3179,19 @@
         <w:spacing w:after="0" w:line="240" w:lineRule="auto"/>
         <w:rPr>
           <w:rFonts w:ascii="Helvetica Neue" w:hAnsi="Helvetica Neue" w:cs="Helvetica Neue"/>
-          <w:color w:val="000000"/>
-          <w:kern w:val="0"/>
-          <w:sz w:val="26"/>
-          <w:szCs w:val="26"/>
-        </w:rPr>
-      </w:pPr>
-      <w:r>
-        <w:rPr>
-          <w:rFonts w:ascii="Helvetica Neue" w:hAnsi="Helvetica Neue" w:cs="Helvetica Neue"/>
+          <w:b/>
+          <w:bCs/>
+          <w:color w:val="000000"/>
+          <w:kern w:val="0"/>
+          <w:sz w:val="26"/>
+          <w:szCs w:val="26"/>
+        </w:rPr>
+      </w:pPr>
+      <w:r>
+        <w:rPr>
+          <w:rFonts w:ascii="Helvetica Neue" w:hAnsi="Helvetica Neue" w:cs="Helvetica Neue"/>
+          <w:b/>
+          <w:bCs/>
           <w:color w:val="000000"/>
           <w:kern w:val="0"/>
           <w:sz w:val="26"/>
@@ -3150,15 +3222,19 @@
         <w:spacing w:after="0" w:line="240" w:lineRule="auto"/>
         <w:rPr>
           <w:rFonts w:ascii="Helvetica Neue" w:hAnsi="Helvetica Neue" w:cs="Helvetica Neue"/>
-          <w:color w:val="000000"/>
-          <w:kern w:val="0"/>
-          <w:sz w:val="26"/>
-          <w:szCs w:val="26"/>
-        </w:rPr>
-      </w:pPr>
-      <w:r>
-        <w:rPr>
-          <w:rFonts w:ascii="Helvetica Neue" w:hAnsi="Helvetica Neue" w:cs="Helvetica Neue"/>
+          <w:b/>
+          <w:bCs/>
+          <w:color w:val="000000"/>
+          <w:kern w:val="0"/>
+          <w:sz w:val="26"/>
+          <w:szCs w:val="26"/>
+        </w:rPr>
+      </w:pPr>
+      <w:r>
+        <w:rPr>
+          <w:rFonts w:ascii="Helvetica Neue" w:hAnsi="Helvetica Neue" w:cs="Helvetica Neue"/>
+          <w:b/>
+          <w:bCs/>
           <w:color w:val="000000"/>
           <w:kern w:val="0"/>
           <w:sz w:val="26"/>
@@ -3189,15 +3265,19 @@
         <w:spacing w:after="0" w:line="240" w:lineRule="auto"/>
         <w:rPr>
           <w:rFonts w:ascii="Helvetica Neue" w:hAnsi="Helvetica Neue" w:cs="Helvetica Neue"/>
-          <w:color w:val="000000"/>
-          <w:kern w:val="0"/>
-          <w:sz w:val="26"/>
-          <w:szCs w:val="26"/>
-        </w:rPr>
-      </w:pPr>
-      <w:r>
-        <w:rPr>
-          <w:rFonts w:ascii="Helvetica Neue" w:hAnsi="Helvetica Neue" w:cs="Helvetica Neue"/>
+          <w:b/>
+          <w:bCs/>
+          <w:color w:val="000000"/>
+          <w:kern w:val="0"/>
+          <w:sz w:val="26"/>
+          <w:szCs w:val="26"/>
+        </w:rPr>
+      </w:pPr>
+      <w:r>
+        <w:rPr>
+          <w:rFonts w:ascii="Helvetica Neue" w:hAnsi="Helvetica Neue" w:cs="Helvetica Neue"/>
+          <w:b/>
+          <w:bCs/>
           <w:color w:val="000000"/>
           <w:kern w:val="0"/>
           <w:sz w:val="26"/>
@@ -3228,15 +3308,19 @@
         <w:spacing w:after="0" w:line="240" w:lineRule="auto"/>
         <w:rPr>
           <w:rFonts w:ascii="Helvetica Neue" w:hAnsi="Helvetica Neue" w:cs="Helvetica Neue"/>
-          <w:color w:val="000000"/>
-          <w:kern w:val="0"/>
-          <w:sz w:val="26"/>
-          <w:szCs w:val="26"/>
-        </w:rPr>
-      </w:pPr>
-      <w:r>
-        <w:rPr>
-          <w:rFonts w:ascii="Helvetica Neue" w:hAnsi="Helvetica Neue" w:cs="Helvetica Neue"/>
+          <w:b/>
+          <w:bCs/>
+          <w:color w:val="000000"/>
+          <w:kern w:val="0"/>
+          <w:sz w:val="26"/>
+          <w:szCs w:val="26"/>
+        </w:rPr>
+      </w:pPr>
+      <w:r>
+        <w:rPr>
+          <w:rFonts w:ascii="Helvetica Neue" w:hAnsi="Helvetica Neue" w:cs="Helvetica Neue"/>
+          <w:b/>
+          <w:bCs/>
           <w:color w:val="000000"/>
           <w:kern w:val="0"/>
           <w:sz w:val="26"/>
@@ -3688,15 +3772,19 @@
         <w:spacing w:after="0" w:line="240" w:lineRule="auto"/>
         <w:rPr>
           <w:rFonts w:ascii="Helvetica Neue" w:hAnsi="Helvetica Neue" w:cs="Helvetica Neue"/>
-          <w:color w:val="000000"/>
-          <w:kern w:val="0"/>
-          <w:sz w:val="26"/>
-          <w:szCs w:val="26"/>
-        </w:rPr>
-      </w:pPr>
-      <w:r>
-        <w:rPr>
-          <w:rFonts w:ascii="Helvetica Neue" w:hAnsi="Helvetica Neue" w:cs="Helvetica Neue"/>
+          <w:b/>
+          <w:bCs/>
+          <w:color w:val="000000"/>
+          <w:kern w:val="0"/>
+          <w:sz w:val="26"/>
+          <w:szCs w:val="26"/>
+        </w:rPr>
+      </w:pPr>
+      <w:r>
+        <w:rPr>
+          <w:rFonts w:ascii="Helvetica Neue" w:hAnsi="Helvetica Neue" w:cs="Helvetica Neue"/>
+          <w:b/>
+          <w:bCs/>
           <w:color w:val="000000"/>
           <w:kern w:val="0"/>
           <w:sz w:val="26"/>
@@ -3727,15 +3815,19 @@
         <w:spacing w:after="0" w:line="240" w:lineRule="auto"/>
         <w:rPr>
           <w:rFonts w:ascii="Helvetica Neue" w:hAnsi="Helvetica Neue" w:cs="Helvetica Neue"/>
-          <w:color w:val="000000"/>
-          <w:kern w:val="0"/>
-          <w:sz w:val="26"/>
-          <w:szCs w:val="26"/>
-        </w:rPr>
-      </w:pPr>
-      <w:r>
-        <w:rPr>
-          <w:rFonts w:ascii="Helvetica Neue" w:hAnsi="Helvetica Neue" w:cs="Helvetica Neue"/>
+          <w:b/>
+          <w:bCs/>
+          <w:color w:val="000000"/>
+          <w:kern w:val="0"/>
+          <w:sz w:val="26"/>
+          <w:szCs w:val="26"/>
+        </w:rPr>
+      </w:pPr>
+      <w:r>
+        <w:rPr>
+          <w:rFonts w:ascii="Helvetica Neue" w:hAnsi="Helvetica Neue" w:cs="Helvetica Neue"/>
+          <w:b/>
+          <w:bCs/>
           <w:color w:val="000000"/>
           <w:kern w:val="0"/>
           <w:sz w:val="26"/>
@@ -3766,15 +3858,19 @@
         <w:spacing w:after="0" w:line="240" w:lineRule="auto"/>
         <w:rPr>
           <w:rFonts w:ascii="Helvetica Neue" w:hAnsi="Helvetica Neue" w:cs="Helvetica Neue"/>
-          <w:color w:val="000000"/>
-          <w:kern w:val="0"/>
-          <w:sz w:val="26"/>
-          <w:szCs w:val="26"/>
-        </w:rPr>
-      </w:pPr>
-      <w:r>
-        <w:rPr>
-          <w:rFonts w:ascii="Helvetica Neue" w:hAnsi="Helvetica Neue" w:cs="Helvetica Neue"/>
+          <w:b/>
+          <w:bCs/>
+          <w:color w:val="000000"/>
+          <w:kern w:val="0"/>
+          <w:sz w:val="26"/>
+          <w:szCs w:val="26"/>
+        </w:rPr>
+      </w:pPr>
+      <w:r>
+        <w:rPr>
+          <w:rFonts w:ascii="Helvetica Neue" w:hAnsi="Helvetica Neue" w:cs="Helvetica Neue"/>
+          <w:b/>
+          <w:bCs/>
           <w:color w:val="000000"/>
           <w:kern w:val="0"/>
           <w:sz w:val="26"/>
@@ -3805,15 +3901,19 @@
         <w:spacing w:after="0" w:line="240" w:lineRule="auto"/>
         <w:rPr>
           <w:rFonts w:ascii="Helvetica Neue" w:hAnsi="Helvetica Neue" w:cs="Helvetica Neue"/>
-          <w:color w:val="000000"/>
-          <w:kern w:val="0"/>
-          <w:sz w:val="26"/>
-          <w:szCs w:val="26"/>
-        </w:rPr>
-      </w:pPr>
-      <w:r>
-        <w:rPr>
-          <w:rFonts w:ascii="Helvetica Neue" w:hAnsi="Helvetica Neue" w:cs="Helvetica Neue"/>
+          <w:b/>
+          <w:bCs/>
+          <w:color w:val="000000"/>
+          <w:kern w:val="0"/>
+          <w:sz w:val="26"/>
+          <w:szCs w:val="26"/>
+        </w:rPr>
+      </w:pPr>
+      <w:r>
+        <w:rPr>
+          <w:rFonts w:ascii="Helvetica Neue" w:hAnsi="Helvetica Neue" w:cs="Helvetica Neue"/>
+          <w:b/>
+          <w:bCs/>
           <w:color w:val="000000"/>
           <w:kern w:val="0"/>
           <w:sz w:val="26"/>
@@ -3873,15 +3973,19 @@
         <w:spacing w:after="0" w:line="240" w:lineRule="auto"/>
         <w:rPr>
           <w:rFonts w:ascii="Helvetica Neue" w:hAnsi="Helvetica Neue" w:cs="Helvetica Neue"/>
-          <w:color w:val="000000"/>
-          <w:kern w:val="0"/>
-          <w:sz w:val="26"/>
-          <w:szCs w:val="26"/>
-        </w:rPr>
-      </w:pPr>
-      <w:r>
-        <w:rPr>
-          <w:rFonts w:ascii="Helvetica Neue" w:hAnsi="Helvetica Neue" w:cs="Helvetica Neue"/>
+          <w:b/>
+          <w:bCs/>
+          <w:color w:val="000000"/>
+          <w:kern w:val="0"/>
+          <w:sz w:val="26"/>
+          <w:szCs w:val="26"/>
+        </w:rPr>
+      </w:pPr>
+      <w:r>
+        <w:rPr>
+          <w:rFonts w:ascii="Helvetica Neue" w:hAnsi="Helvetica Neue" w:cs="Helvetica Neue"/>
+          <w:b/>
+          <w:bCs/>
           <w:color w:val="000000"/>
           <w:kern w:val="0"/>
           <w:sz w:val="26"/>
@@ -3912,15 +4016,19 @@
         <w:spacing w:after="0" w:line="240" w:lineRule="auto"/>
         <w:rPr>
           <w:rFonts w:ascii="Helvetica Neue" w:hAnsi="Helvetica Neue" w:cs="Helvetica Neue"/>
-          <w:color w:val="000000"/>
-          <w:kern w:val="0"/>
-          <w:sz w:val="26"/>
-          <w:szCs w:val="26"/>
-        </w:rPr>
-      </w:pPr>
-      <w:r>
-        <w:rPr>
-          <w:rFonts w:ascii="Helvetica Neue" w:hAnsi="Helvetica Neue" w:cs="Helvetica Neue"/>
+          <w:b/>
+          <w:bCs/>
+          <w:color w:val="000000"/>
+          <w:kern w:val="0"/>
+          <w:sz w:val="26"/>
+          <w:szCs w:val="26"/>
+        </w:rPr>
+      </w:pPr>
+      <w:r>
+        <w:rPr>
+          <w:rFonts w:ascii="Helvetica Neue" w:hAnsi="Helvetica Neue" w:cs="Helvetica Neue"/>
+          <w:b/>
+          <w:bCs/>
           <w:color w:val="000000"/>
           <w:kern w:val="0"/>
           <w:sz w:val="26"/>
@@ -3951,15 +4059,19 @@
         <w:spacing w:after="0" w:line="240" w:lineRule="auto"/>
         <w:rPr>
           <w:rFonts w:ascii="Helvetica Neue" w:hAnsi="Helvetica Neue" w:cs="Helvetica Neue"/>
-          <w:color w:val="000000"/>
-          <w:kern w:val="0"/>
-          <w:sz w:val="26"/>
-          <w:szCs w:val="26"/>
-        </w:rPr>
-      </w:pPr>
-      <w:r>
-        <w:rPr>
-          <w:rFonts w:ascii="Helvetica Neue" w:hAnsi="Helvetica Neue" w:cs="Helvetica Neue"/>
+          <w:b/>
+          <w:bCs/>
+          <w:color w:val="000000"/>
+          <w:kern w:val="0"/>
+          <w:sz w:val="26"/>
+          <w:szCs w:val="26"/>
+        </w:rPr>
+      </w:pPr>
+      <w:r>
+        <w:rPr>
+          <w:rFonts w:ascii="Helvetica Neue" w:hAnsi="Helvetica Neue" w:cs="Helvetica Neue"/>
+          <w:b/>
+          <w:bCs/>
           <w:color w:val="000000"/>
           <w:kern w:val="0"/>
           <w:sz w:val="26"/>
@@ -3990,15 +4102,19 @@
         <w:spacing w:after="0" w:line="240" w:lineRule="auto"/>
         <w:rPr>
           <w:rFonts w:ascii="Helvetica Neue" w:hAnsi="Helvetica Neue" w:cs="Helvetica Neue"/>
-          <w:color w:val="000000"/>
-          <w:kern w:val="0"/>
-          <w:sz w:val="26"/>
-          <w:szCs w:val="26"/>
-        </w:rPr>
-      </w:pPr>
-      <w:r>
-        <w:rPr>
-          <w:rFonts w:ascii="Helvetica Neue" w:hAnsi="Helvetica Neue" w:cs="Helvetica Neue"/>
+          <w:b/>
+          <w:bCs/>
+          <w:color w:val="000000"/>
+          <w:kern w:val="0"/>
+          <w:sz w:val="26"/>
+          <w:szCs w:val="26"/>
+        </w:rPr>
+      </w:pPr>
+      <w:r>
+        <w:rPr>
+          <w:rFonts w:ascii="Helvetica Neue" w:hAnsi="Helvetica Neue" w:cs="Helvetica Neue"/>
+          <w:b/>
+          <w:bCs/>
           <w:color w:val="000000"/>
           <w:kern w:val="0"/>
           <w:sz w:val="26"/>
@@ -4083,7 +4199,6 @@
           <w:kern w:val="0"/>
           <w:sz w:val="26"/>
           <w:szCs w:val="26"/>
-          <w:lang w:val="en-US"/>
         </w:rPr>
       </w:pPr>
       <w:r>
@@ -4105,19 +4220,17 @@
           <w:kern w:val="0"/>
           <w:sz w:val="26"/>
           <w:szCs w:val="26"/>
-          <w:lang w:val="en-US"/>
-        </w:rPr>
-      </w:pPr>
-    </w:p>
-    <w:p>
-      <w:pPr>
-        <w:rPr>
-          <w:rFonts w:ascii="Helvetica Neue" w:hAnsi="Helvetica Neue" w:cs="Helvetica Neue"/>
-          <w:color w:val="000000"/>
-          <w:kern w:val="0"/>
-          <w:sz w:val="26"/>
-          <w:szCs w:val="26"/>
-          <w:lang w:val="en-US"/>
+        </w:rPr>
+      </w:pPr>
+    </w:p>
+    <w:p>
+      <w:pPr>
+        <w:rPr>
+          <w:rFonts w:ascii="Helvetica Neue" w:hAnsi="Helvetica Neue" w:cs="Helvetica Neue"/>
+          <w:color w:val="000000"/>
+          <w:kern w:val="0"/>
+          <w:sz w:val="26"/>
+          <w:szCs w:val="26"/>
         </w:rPr>
       </w:pPr>
     </w:p>
@@ -4876,7 +4989,7 @@
 </file>
 
 <file path=word/styles.xml><?xml version="1.0" encoding="utf-8"?>
-<w:styles xmlns:mc="http://schemas.openxmlformats.org/markup-compatibility/2006" xmlns:r="http://schemas.openxmlformats.org/officeDocument/2006/relationships" xmlns:w="http://schemas.openxmlformats.org/wordprocessingml/2006/main" xmlns:w14="http://schemas.microsoft.com/office/word/2010/wordml" xmlns:w15="http://schemas.microsoft.com/office/word/2012/wordml" xmlns:w16cex="http://schemas.microsoft.com/office/word/2018/wordml/cex" xmlns:w16cid="http://schemas.microsoft.com/office/word/2016/wordml/cid" xmlns:w16="http://schemas.microsoft.com/office/word/2018/wordml" xmlns:w16du="http://schemas.microsoft.com/office/word/2023/wordml/word16du" xmlns:w16sdtdh="http://schemas.microsoft.com/office/word/2020/wordml/sdtdatahash" xmlns:w16sdtfl="http://schemas.microsoft.com/office/word/2024/wordml/sdtformatlock" xmlns:w16se="http://schemas.microsoft.com/office/word/2015/wordml/symex" mc:Ignorable="w14 w15 w16se w16cid w16 w16cex w16sdtdh w16sdtfl w16du">
+<w:styles xmlns:mc="http://schemas.openxmlformats.org/markup-compatibility/2006" xmlns:r="http://schemas.openxmlformats.org/officeDocument/2006/relationships" xmlns:w="http://schemas.openxmlformats.org/wordprocessingml/2006/main" xmlns:w14="http://schemas.microsoft.com/office/word/2010/wordml" xmlns:w15="http://schemas.microsoft.com/office/word/2012/wordml" xmlns:w16cex="http://schemas.microsoft.com/office/word/2018/wordml/cex" xmlns:w16cid="http://schemas.microsoft.com/office/word/2016/wordml/cid" xmlns:w16="http://schemas.microsoft.com/office/word/2018/wordml" xmlns:w16sdtdh="http://schemas.microsoft.com/office/word/2020/wordml/sdtdatahash" xmlns:w16sdtfl="http://schemas.microsoft.com/office/word/2024/wordml/sdtformatlock" xmlns:w16se="http://schemas.microsoft.com/office/word/2015/wordml/symex" xmlns:w16du="http://schemas.microsoft.com/office/word/2023/wordml/word16du" mc:Ignorable="w14 w15 w16se w16cid w16 w16cex w16sdtdh w16sdtfl w16du">
   <w:docDefaults>
     <w:rPrDefault>
       <w:rPr>
